--- a/episodes/The_Dark_Rise_Episode_40.docx
+++ b/episodes/The_Dark_Rise_Episode_40.docx
@@ -203,7 +203,7 @@
           <w:sz w:val="24"/>
           <w:szCs w:val="24"/>
         </w:rPr>
-        <w:t xml:space="preserve">Beneath the ak-pu roots, the entity had felt the shape of Idoro's fear change hours before the armed men ever reached the field, a fresh, sharp spike unlike the low steady dread it had fed on for months, closer to the particular terror a village feels when violence is walking toward it rather than simply imagined. It reached toward the source out of old habit and found, for the first time, something it had never once needed to calculate against before: armed strangers closing on its own ground with clear intent to enter it.</w:t>
+        <w:t xml:space="preserve">Beneath the iroko roots, the entity had felt the shape of Idoro's fear change hours before the armed men ever reached the field, a fresh, sharp spike unlike the low steady dread it had fed on for months, closer to the particular terror a village feels when violence is walking toward it rather than simply imagined. It reached toward the source out of old habit and found, for the first time, something it had never once needed to calculate against before: armed strangers closing on its own ground with clear intent to enter it.</w:t>
       </w:r>
     </w:p>
     <w:p>
@@ -356,7 +356,7 @@
           <w:sz w:val="24"/>
           <w:szCs w:val="24"/>
         </w:rPr>
-        <w:t xml:space="preserve">Somewhere past the field, a wounded man was already being carried toward a House that would want to know exactly what had just happened to him, carrying proof of Idoro's danger back to employers who would not let a beating stop them so much as sharpen their appetite for whatever had delivered it. Somewhere far beyond even the ak-pu roots, something far older than either of them had almost certainly felt the boy reach outward and use his will for the very first time, and the entity, watching him gather his stones back into their unfinished pattern with hands that had just struck down grown men without meaning to, understood that concealment had ended tonight in more ways than one. The boy was no longer only something the entity was shaping. He had just shown them both, and everything watching from every direction at once, that he could act.</w:t>
+        <w:t xml:space="preserve">Somewhere past the field, a wounded man was already being carried toward a House that would want to know exactly what had just happened to him, carrying proof of Idoro's danger back to employers who would not let a beating stop them so much as sharpen their appetite for whatever had delivered it. Somewhere far beyond even the iroko roots, something far older than either of them had almost certainly felt the boy reach outward and use his will for the very first time, and the entity, watching him gather his stones back into their unfinished pattern with hands that had just struck down grown men without meaning to, understood that concealment had ended tonight in more ways than one. The boy was no longer only something the entity was shaping. He had just shown them both, and everything watching from every direction at once, that he could act.</w:t>
       </w:r>
     </w:p>
     <w:p>

--- a/episodes/The_Dark_Rise_Episode_40.docx
+++ b/episodes/The_Dark_Rise_Episode_40.docx
@@ -98,20 +98,7 @@
     </w:p>
     <w:p>
       <w:pPr>
-        <w:spacing w:after="0" w:line="360"/>
-      </w:pPr>
-      <w:r>
-        <w:rPr>
-          <w:rFonts w:ascii="Georgia" w:hAnsi="Georgia" w:cs="Georgia"/>
-          <w:sz w:val="24"/>
-          <w:szCs w:val="24"/>
-        </w:rPr>
-        <w:t xml:space="preserve"/>
-      </w:r>
-    </w:p>
-    <w:p>
-      <w:pPr>
-        <w:spacing w:after="60" w:line="360"/>
+        <w:spacing w:after="60" w:line="360" w:before="480"/>
         <w:ind w:firstLine="360"/>
       </w:pPr>
       <w:r>
@@ -181,20 +168,7 @@
     </w:p>
     <w:p>
       <w:pPr>
-        <w:spacing w:after="0" w:line="360"/>
-      </w:pPr>
-      <w:r>
-        <w:rPr>
-          <w:rFonts w:ascii="Georgia" w:hAnsi="Georgia" w:cs="Georgia"/>
-          <w:sz w:val="24"/>
-          <w:szCs w:val="24"/>
-        </w:rPr>
-        <w:t xml:space="preserve"/>
-      </w:r>
-    </w:p>
-    <w:p>
-      <w:pPr>
-        <w:spacing w:after="60" w:line="360"/>
+        <w:spacing w:after="60" w:line="360" w:before="480"/>
         <w:ind w:firstLine="360"/>
       </w:pPr>
       <w:r>
@@ -236,20 +210,7 @@
     </w:p>
     <w:p>
       <w:pPr>
-        <w:spacing w:after="0" w:line="360"/>
-      </w:pPr>
-      <w:r>
-        <w:rPr>
-          <w:rFonts w:ascii="Georgia" w:hAnsi="Georgia" w:cs="Georgia"/>
-          <w:sz w:val="24"/>
-          <w:szCs w:val="24"/>
-        </w:rPr>
-        <w:t xml:space="preserve"/>
-      </w:r>
-    </w:p>
-    <w:p>
-      <w:pPr>
-        <w:spacing w:after="60" w:line="360"/>
+        <w:spacing w:after="60" w:line="360" w:before="480"/>
         <w:ind w:firstLine="360"/>
       </w:pPr>
       <w:r>
@@ -272,7 +233,23 @@
           <w:sz w:val="24"/>
           <w:szCs w:val="24"/>
         </w:rPr>
-        <w:t xml:space="preserve">VESSEL: FIRST DIRECT PHYSICAL ACTION AGAINST HUMAN THREAT. FORCE CALIBRATED TO WOUND, NOT KILL. OUTCOME: INTRUDERS REPELLED. COST: CONCEALMENT PERMANENTLY FORFEITED.</w:t>
+        <w:t xml:space="preserve">The ledger voice tallied the field before the dust had settled.</w:t>
+      </w:r>
+    </w:p>
+    <w:p>
+      <w:pPr>
+        <w:spacing w:after="120" w:line="360"/>
+      </w:pPr>
+      <w:r>
+        <w:rPr>
+          <w:rFonts w:ascii="Georgia" w:hAnsi="Georgia" w:cs="Georgia"/>
+          <w:sz w:val="24"/>
+          <w:szCs w:val="24"/>
+          <w:b/>
+          <w:bCs/>
+          <w:caps/>
+        </w:rPr>
+        <w:t xml:space="preserve">Vessel: first direct physical action against human threat. Force calibrated to wound, not kill. Outcome: intruders repelled. Cost: concealment permanently forfeited.</w:t>
       </w:r>
     </w:p>
     <w:p>
@@ -357,19 +334,6 @@
           <w:szCs w:val="24"/>
         </w:rPr>
         <w:t xml:space="preserve">Somewhere past the field, a wounded man was already being carried toward a House that would want to know exactly what had just happened to him, carrying proof of Idoro's danger back to employers who would not let a beating stop them so much as sharpen their appetite for whatever had delivered it. Somewhere far beyond even the iroko roots, something far older than either of them had almost certainly felt the boy reach outward and use his will for the very first time, and the entity, watching him gather his stones back into their unfinished pattern with hands that had just struck down grown men without meaning to, understood that concealment had ended tonight in more ways than one. The boy was no longer only something the entity was shaping. He had just shown them both, and everything watching from every direction at once, that he could act.</w:t>
-      </w:r>
-    </w:p>
-    <w:p>
-      <w:pPr>
-        <w:spacing w:after="0" w:line="360"/>
-      </w:pPr>
-      <w:r>
-        <w:rPr>
-          <w:rFonts w:ascii="Georgia" w:hAnsi="Georgia" w:cs="Georgia"/>
-          <w:sz w:val="24"/>
-          <w:szCs w:val="24"/>
-        </w:rPr>
-        <w:t xml:space="preserve"/>
       </w:r>
     </w:p>
     <w:sectPr>
